--- a/testakten/statusfeststellung-gmbh-geschaeftsfuehrer-minderheit-erlangen/23_vergleichsvorschlag_beitragserstattung.docx
+++ b/testakten/statusfeststellung-gmbh-geschaeftsfuehrer-minderheit-erlangen/23_vergleichsvorschlag_beitragserstattung.docx
@@ -10,7 +10,7 @@
           <w:i w:val="0"/>
           <w:sz w:val="22"/>
         </w:rPr>
-        <w:t>Kanzlei Rehbogen und Kollegen, Fachanwaelte fuer Sozialrecht und Gesellschaftsrecht</w:t>
+        <w:t>Kanzlei Rehbogen und Kollegen, Fachanwälte für Sozialrecht und Gesellschaftsrecht</w:t>
       </w:r>
     </w:p>
     <w:p>
@@ -51,7 +51,7 @@
           <w:i w:val="0"/>
           <w:sz w:val="22"/>
         </w:rPr>
-        <w:t>Im Anschluss an den Eroerterungstermin vom 08.09.2026 unterbreiten die Klaeger folgenden Vergleichsvorschlag, um das Verfahren einer einvernehmlichen Erledigung zuzufuehren.</w:t>
+        <w:t>Im Anschluss an den Erörterungstermin vom 08.09.2026 unterbreiten die Kläger folgenden Vergleichsvorschlag, um das Verfahren einer einvernehmlichen Erledigung zuzuführen.</w:t>
       </w:r>
     </w:p>
     <w:p>
@@ -70,7 +70,7 @@
           <w:i w:val="0"/>
           <w:sz w:val="22"/>
         </w:rPr>
-        <w:t>1.1 Fuer den Zeitraum vom 01.03.2023 bis zum 18.09.2025 (vor Einfuehrung der Sperrminoritaet) erkennen die Klaeger die Sozialversicherungspflicht des Herrn Dr. Vogt als Geschaeftsfuehrer an.</w:t>
+        <w:t>1.1 Für den Zeitraum vom 01.03.2023 bis zum 18.09.2025 (vor Einführung der Sperrminorität) erkennen die Kläger die Sozialversicherungspflicht des Herrn Dr. Vogt als Geschäftsführer an.</w:t>
       </w:r>
     </w:p>
     <w:p>
@@ -81,7 +81,7 @@
           <w:i w:val="0"/>
           <w:sz w:val="22"/>
         </w:rPr>
-        <w:t>1.2 Fuer den Zeitraum ab dem 19.09.2025 (nach Einfuehrung der Sperrminoritaet in Paragraf 6.5 des Gesellschaftsvertrags) stellt die Beklagte die Selbstaendigkeit des Herrn Dr. Vogt fest.</w:t>
+        <w:t>1.2 Für den Zeitraum ab dem 19.09.2025 (nach Einführung der Sperrminorität in Paragraf 6.5 des Gesellschaftsvertrags) stellt die Beklagte die Selbstständigkeit des Herrn Dr. Vogt fest.</w:t>
       </w:r>
     </w:p>
     <w:p>
@@ -100,7 +100,7 @@
           <w:i w:val="0"/>
           <w:sz w:val="22"/>
         </w:rPr>
-        <w:t>2.1 Fuer den anerkannten Zeitraum wird eine Beitragsnachforderung nach Massgabe der als Anlage beigefuegten Berechnung akzeptiert, begrenzt auf die Verjaehrungsfrist nach Paragraf 25 SGB IV.</w:t>
+        <w:t>2.1 Für den anerkannten Zeitraum wird eine Beitragsnachforderung nach Massgabe der als Anlage beigefügten Berechnung akzeptiert, begrenzt auf die Verjährungsfrist nach Paragraf 25 SGB IV.</w:t>
       </w:r>
     </w:p>
     <w:p>
@@ -111,7 +111,7 @@
           <w:i w:val="0"/>
           <w:sz w:val="22"/>
         </w:rPr>
-        <w:t>2.2 Saeumniszuschlaege werden nur fuer den Zeitraum ab Zugang der Anhoerung vom 18.11.2025 erhoben, da die Klaeger vorher gutglaeubig von Selbstaendigkeit ausgingen und keine grobe Fahrlaessigkeit vorliegt.</w:t>
+        <w:t>2.2 Säumniszuschläge werden nur für den Zeitraum ab Zugang der Anhörung vom 18.11.2025 erhoben, da die Kläger vorher gutgläubig von Selbstständigkeit ausgingen und keine grobe Fahrlässigkeit vorliegt.</w:t>
       </w:r>
     </w:p>
     <w:p>
@@ -119,7 +119,7 @@
         <w:pStyle w:val="Heading2"/>
       </w:pPr>
       <w:r>
-        <w:t>3 Gegenleistung der Klaeger</w:t>
+        <w:t>3 Gegenleistung der Kläger</w:t>
       </w:r>
     </w:p>
     <w:p>
@@ -130,7 +130,7 @@
           <w:i w:val="0"/>
           <w:sz w:val="22"/>
         </w:rPr>
-        <w:t>Die Klaeger verzichten im Gegenzug auf die Fortfuehrung der Klage fuer den Zeitraum bis zum 18.09.2025 und erklaeren sich zur zuegigen Zahlung binnen sechs Monaten bereit.</w:t>
+        <w:t>Die Kläger verzichten im Gegenzug auf die Fortführung der Klage für den Zeitraum bis zum 18.09.2025 und erklären sich zur zügigen Zahlung binnen sechs Monaten bereit.</w:t>
       </w:r>
     </w:p>
     <w:p>
@@ -141,7 +141,7 @@
           <w:i w:val="0"/>
           <w:sz w:val="22"/>
         </w:rPr>
-        <w:t>Wir bitten um Mitteilung, ob die Beklagte diesem Vorschlag naehertreten kann, und regen einen weiteren Erörterungstermin an.</w:t>
+        <w:t>Wir bitten um Mitteilung, ob die Beklagte diesem Vorschlag nähertreten kann, und regen einen weiteren Erörterungstermin an.</w:t>
       </w:r>
     </w:p>
     <w:p>
@@ -155,25 +155,101 @@
         <w:t>Dr. Fabian Rehbogen, Rechtsanwalt und Rentenberater</w:t>
       </w:r>
     </w:p>
-    <w:p>
-      <w:r>
-        <w:rPr>
-          <w:rFonts w:ascii="Times New Roman" w:hAnsi="Times New Roman"/>
-          <w:b w:val="0"/>
-          <w:i w:val="0"/>
-          <w:sz w:val="22"/>
-        </w:rPr>
-        <w:t>Formathinweis: Dieses Aktenstück wird in Times New Roman, 11 pt, mit ausschließlich dezimaler Gliederung ausgegeben.</w:t>
-      </w:r>
-    </w:p>
     <w:sectPr>
-      <w:pgSz w:w="12240" w:h="15840"/>
-      <w:pgMar w:top="1440" w:right="1800" w:bottom="1440" w:left="1800" w:header="720" w:footer="720" w:gutter="0"/>
+      <w:headerReference w:type="default" r:id="rId9"/>
+      <w:footerReference w:type="default" r:id="rId10"/>
+      <w:pgSz w:w="11906" w:h="16838"/>
+      <w:pgMar w:top="1440" w:right="1800" w:bottom="1440" w:left="1800" w:header="680" w:footer="567" w:gutter="0"/>
       <w:cols w:space="720"/>
       <w:docGrid w:linePitch="360"/>
     </w:sectPr>
   </w:body>
 </w:document>
+</file>
+
+<file path=word/footer1.xml><?xml version="1.0" encoding="utf-8"?>
+<w:ftr xmlns:m="http://schemas.openxmlformats.org/officeDocument/2006/math" xmlns:mc="http://schemas.openxmlformats.org/markup-compatibility/2006" xmlns:mo="http://schemas.microsoft.com/office/mac/office/2008/main" xmlns:mv="urn:schemas-microsoft-com:mac:vml" xmlns:o="urn:schemas-microsoft-com:office:office" xmlns:r="http://schemas.openxmlformats.org/officeDocument/2006/relationships" xmlns:v="urn:schemas-microsoft-com:vml" xmlns:w10="urn:schemas-microsoft-com:office:word" xmlns:w14="http://schemas.microsoft.com/office/word/2010/wordml" xmlns:w="http://schemas.openxmlformats.org/wordprocessingml/2006/main" xmlns:wne="http://schemas.microsoft.com/office/word/2006/wordml" xmlns:wp14="http://schemas.microsoft.com/office/word/2010/wordprocessingDrawing" xmlns:wp="http://schemas.openxmlformats.org/drawingml/2006/wordprocessingDrawing" xmlns:wpc="http://schemas.microsoft.com/office/word/2010/wordprocessingCanvas" xmlns:wpg="http://schemas.microsoft.com/office/word/2010/wordprocessingGroup" xmlns:wpi="http://schemas.microsoft.com/office/word/2010/wordprocessingInk" xmlns:wps="http://schemas.microsoft.com/office/word/2010/wordprocessingShape" mc:Ignorable="w14 wp14">
+  <w:p>
+    <w:pPr>
+      <w:pStyle w:val="Footer"/>
+      <w:tabs>
+        <w:tab w:pos="9071" w:val="right"/>
+      </w:tabs>
+      <w:jc w:val="left"/>
+    </w:pPr>
+    <w:r>
+      <w:rPr>
+        <w:rFonts w:ascii="Times New Roman" w:hAnsi="Times New Roman"/>
+        <w:color w:val="6B6B66"/>
+        <w:sz w:val="16"/>
+      </w:rPr>
+    </w:r>
+    <w:r>
+      <w:rPr>
+        <w:rFonts w:ascii="Times New Roman" w:hAnsi="Times New Roman"/>
+        <w:color w:val="6B6B66"/>
+        <w:sz w:val="16"/>
+      </w:rPr>
+      <w:t>Sozialgericht Erlangen</w:t>
+    </w:r>
+    <w:r>
+      <w:rPr>
+        <w:rFonts w:ascii="Times New Roman" w:hAnsi="Times New Roman"/>
+        <w:color w:val="6B6B66"/>
+        <w:sz w:val="16"/>
+      </w:rPr>
+      <w:tab/>
+      <w:t xml:space="preserve">Seite </w:t>
+    </w:r>
+    <w:r>
+      <w:rPr>
+        <w:rFonts w:ascii="Times New Roman" w:hAnsi="Times New Roman"/>
+        <w:color w:val="6B6B66"/>
+        <w:sz w:val="16"/>
+      </w:rPr>
+      <w:fldChar w:fldCharType="begin"/>
+      <w:instrText xml:space="preserve"> PAGE </w:instrText>
+      <w:fldChar w:fldCharType="end"/>
+    </w:r>
+  </w:p>
+</w:ftr>
+</file>
+
+<file path=word/header1.xml><?xml version="1.0" encoding="utf-8"?>
+<w:hdr xmlns:m="http://schemas.openxmlformats.org/officeDocument/2006/math" xmlns:mc="http://schemas.openxmlformats.org/markup-compatibility/2006" xmlns:mo="http://schemas.microsoft.com/office/mac/office/2008/main" xmlns:mv="urn:schemas-microsoft-com:mac:vml" xmlns:o="urn:schemas-microsoft-com:office:office" xmlns:r="http://schemas.openxmlformats.org/officeDocument/2006/relationships" xmlns:v="urn:schemas-microsoft-com:vml" xmlns:w10="urn:schemas-microsoft-com:office:word" xmlns:w14="http://schemas.microsoft.com/office/word/2010/wordml" xmlns:w="http://schemas.openxmlformats.org/wordprocessingml/2006/main" xmlns:wne="http://schemas.microsoft.com/office/word/2006/wordml" xmlns:wp14="http://schemas.microsoft.com/office/word/2010/wordprocessingDrawing" xmlns:wp="http://schemas.openxmlformats.org/drawingml/2006/wordprocessingDrawing" xmlns:wpc="http://schemas.microsoft.com/office/word/2010/wordprocessingCanvas" xmlns:wpg="http://schemas.microsoft.com/office/word/2010/wordprocessingGroup" xmlns:wpi="http://schemas.microsoft.com/office/word/2010/wordprocessingInk" xmlns:wps="http://schemas.microsoft.com/office/word/2010/wordprocessingShape" mc:Ignorable="w14 wp14">
+  <w:p>
+    <w:pPr>
+      <w:pStyle w:val="Header"/>
+      <w:jc w:val="left"/>
+    </w:pPr>
+    <w:r/>
+    <w:r>
+      <w:rPr>
+        <w:rFonts w:ascii="Times New Roman" w:hAnsi="Times New Roman"/>
+        <w:b/>
+        <w:color w:val="3B3F45"/>
+        <w:sz w:val="24"/>
+      </w:rPr>
+      <w:t>Sozialgericht Erlangen</w:t>
+    </w:r>
+  </w:p>
+  <w:p>
+    <w:pPr>
+      <w:jc w:val="left"/>
+      <w:pBdr>
+        <w:bottom w:val="single" w:sz="6" w:space="2" w:color="3B3F45"/>
+      </w:pBdr>
+    </w:pPr>
+    <w:r>
+      <w:rPr>
+        <w:rFonts w:ascii="Times New Roman" w:hAnsi="Times New Roman"/>
+        <w:color w:val="6B6B66"/>
+        <w:sz w:val="16"/>
+      </w:rPr>
+      <w:t>Az. S 5 R 214/26, sowie an die Deutsche Rentenversicherung Bund · Az. S 5 R 214/26</w:t>
+    </w:r>
+  </w:p>
+</w:hdr>
 </file>
 
 <file path=word/numbering.xml><?xml version="1.0" encoding="utf-8"?>
